--- a/public/gallery/examples/account-executive/es/resume.docx
+++ b/public/gallery/examples/account-executive/es/resume.docx
@@ -66,7 +66,7 @@
         </w:rPr>
         <w:t xml:space="preserve">📧 </w:t>
       </w:r>
-      <w:hyperlink w:history="1" r:id="rId502kecqazk-ksjgrzjjrk">
+      <w:hyperlink w:history="1" r:id="rIdyr5kt6xkzllaypmgxhq3o">
         <w:r>
           <w:rPr>
             <w:sz w:val="18"/>
@@ -89,7 +89,7 @@
         </w:rPr>
         <w:t xml:space="preserve">🔗 </w:t>
       </w:r>
-      <w:hyperlink w:history="1" r:id="rIdom8rltqch8c0ci_gqkvqu">
+      <w:hyperlink w:history="1" r:id="rIdcvz0nd0oqfsn4vkuyftso">
         <w:r>
           <w:rPr>
             <w:sz w:val="18"/>
@@ -124,7 +124,7 @@
         <w:spacing w:after="200" w:line="276"/>
         <w:jc w:val="center"/>
       </w:pPr>
-      <w:hyperlink w:history="1" r:id="rIdio1z_zy3pbihzvy7zfgfq">
+      <w:hyperlink w:history="1" r:id="rId18c_lamt0a2fsrqj_jyef">
         <w:r>
           <w:rPr>
             <w:sz w:val="18"/>
@@ -140,7 +140,7 @@
         </w:rPr>
         <w:t xml:space="preserve"> • </w:t>
       </w:r>
-      <w:hyperlink w:history="1" r:id="rIdb-oqibyzatynzvjleqtyg">
+      <w:hyperlink w:history="1" r:id="rIdm3bqxk17fvz4zyrzo6oph">
         <w:r>
           <w:rPr>
             <w:sz w:val="18"/>
@@ -299,7 +299,7 @@
         </w:rPr>
         <w:t xml:space="preserve">	</w:t>
       </w:r>
-      <w:hyperlink w:history="1" r:id="rIdnd5wvcbzivvcy1tpa12ci">
+      <w:hyperlink w:history="1" r:id="rIdymjfdzurnrvu3hym1_sat">
         <w:r>
           <w:rPr>
             <w:sz w:val="18"/>
@@ -462,7 +462,7 @@
         </w:rPr>
         <w:t xml:space="preserve">	</w:t>
       </w:r>
-      <w:hyperlink w:history="1" r:id="rIdeknz3uki6r-gd--mi1esf">
+      <w:hyperlink w:history="1" r:id="rIdgozu7d5lemab0zhmsd7i8">
         <w:r>
           <w:rPr>
             <w:sz w:val="18"/>
@@ -644,7 +644,7 @@
         </w:rPr>
         <w:t xml:space="preserve">	</w:t>
       </w:r>
-      <w:hyperlink w:history="1" r:id="rIdnp5gzmm1dckx-qibn5vaa">
+      <w:hyperlink w:history="1" r:id="rIdzahn5ks3wqib8psz1mxer">
         <w:r>
           <w:rPr>
             <w:sz w:val="18"/>
@@ -807,7 +807,7 @@
         </w:rPr>
         <w:t xml:space="preserve">	</w:t>
       </w:r>
-      <w:hyperlink w:history="1" r:id="rId-jwleo3nhv28qtzsgwmlp">
+      <w:hyperlink w:history="1" r:id="rIdf054avlh_lovdna-zgopo">
         <w:r>
           <w:rPr>
             <w:sz w:val="18"/>
@@ -1294,7 +1294,7 @@
         </w:rPr>
         <w:t xml:space="preserve">	</w:t>
       </w:r>
-      <w:hyperlink w:history="1" r:id="rId4qofaizj0dokxib1no6bx">
+      <w:hyperlink w:history="1" r:id="rIdfnnsnjaiaoeqx18k_jg43">
         <w:r>
           <w:rPr>
             <w:sz w:val="18"/>
@@ -1360,7 +1360,7 @@
         </w:rPr>
         <w:t xml:space="preserve">	</w:t>
       </w:r>
-      <w:hyperlink w:history="1" r:id="rIdc1umrfuieklnswoweejwk">
+      <w:hyperlink w:history="1" r:id="rIdw5s6efx4h97ht8m3ujamy">
         <w:r>
           <w:rPr>
             <w:sz w:val="18"/>
@@ -1426,7 +1426,7 @@
         </w:rPr>
         <w:t xml:space="preserve">	</w:t>
       </w:r>
-      <w:hyperlink w:history="1" r:id="rIda76ofyml6hifhdvqeuhf1">
+      <w:hyperlink w:history="1" r:id="rIdym_8uf4tpmhdbkvjpvhya">
         <w:r>
           <w:rPr>
             <w:sz w:val="18"/>
@@ -1511,7 +1511,7 @@
         </w:rPr>
         <w:t xml:space="preserve">	</w:t>
       </w:r>
-      <w:hyperlink w:history="1" r:id="rIddec3jjztmytbzatgeqpye">
+      <w:hyperlink w:history="1" r:id="rIdev3hm4iix81fkwxp9j-dq">
         <w:r>
           <w:rPr>
             <w:sz w:val="18"/>
@@ -1985,7 +1985,7 @@
         </w:rPr>
         <w:t xml:space="preserve">	</w:t>
       </w:r>
-      <w:hyperlink w:history="1" r:id="rIdyojkoz97ggjiwjalomkru">
+      <w:hyperlink w:history="1" r:id="rIdsukki5yw4ac74p3nj8rxn">
         <w:r>
           <w:rPr>
             <w:sz w:val="18"/>
